--- a/materialien/Akte4_Vereinsarchiv/5_Loesungen/DD_A4_AB1_Die_Excel-Liste_LSG.docx
+++ b/materialien/Akte4_Vereinsarchiv/5_Loesungen/DD_A4_AB1_Die_Excel-Liste_LSG.docx
@@ -4417,7 +4417,7 @@
               <w:pStyle w:val="DDTabellentext"/>
             </w:pPr>
             <w:r>
-              <w:t>Nenne zu jeder Anomalieart eine Auftragskarte aus dem Anomalie-Rennen und notiere, was dabei in eurer Liste passiert ist.</w:t>
+              <w:t>Nenne zu jeder Anomalieart eine Auftragskarte aus dem Anomalie-Rennen und beschreibe, was dabei in eurer Liste passiert ist.</w:t>
             </w:r>
           </w:p>
           <w:tbl>
@@ -8573,7 +8573,7 @@
               <w:t>mehr als einer</w:t>
             </w:r>
             <w:r>
-              <w:t xml:space="preserve"> Abteilung sind. Begründe, warum das mit der Rohliste schwierig ist, und schlage eine Tabellenstruktur vor, mit der es per GROUP BY ginge.</w:t>
+              <w:t xml:space="preserve"> Abteilung sind. Begründe, warum das mit der Rohliste schwierig ist, und entwirf eine Tabellenstruktur, mit der es per GROUP BY ginge.</w:t>
             </w:r>
           </w:p>
           <w:tbl>
